--- a/entregas/plano-contingencia-agua/cenarios/01-contaminacao-cruzada/checklist-autovistoria.docx
+++ b/entregas/plano-contingencia-agua/cenarios/01-contaminacao-cruzada/checklist-autovistoria.docx
@@ -324,7 +324,23 @@
         <w:t xml:space="preserve"> </w:t>
       </w:r>
       <w:r>
-        <w:t xml:space="preserve">(não sei, não consegui ver).</w:t>
+        <w:t xml:space="preserve">(não sei, não consegui ver). Use</w:t>
+      </w:r>
+      <w:r>
+        <w:t xml:space="preserve"> </w:t>
+      </w:r>
+      <w:r>
+        <w:rPr>
+          <w:b/>
+          <w:bCs/>
+        </w:rPr>
+        <w:t xml:space="preserve">NA</w:t>
+      </w:r>
+      <w:r>
+        <w:t xml:space="preserve"> </w:t>
+      </w:r>
+      <w:r>
+        <w:t xml:space="preserve">(não se aplica) só quando o próprio item disser, por exemplo o 1.4 quando há folga de ar.</w:t>
       </w:r>
     </w:p>
     <w:p>
@@ -5066,7 +5082,7 @@
               <w:pStyle w:val="Compact"/>
             </w:pPr>
             <w:r>
-              <w:t xml:space="preserve">5.7</w:t>
+              <w:t xml:space="preserve">5.7 ★</w:t>
             </w:r>
           </w:p>
         </w:tc>

--- a/entregas/plano-contingencia-agua/cenarios/01-contaminacao-cruzada/checklist-autovistoria.docx
+++ b/entregas/plano-contingencia-agua/cenarios/01-contaminacao-cruzada/checklist-autovistoria.docx
@@ -5544,7 +5544,7 @@
         <w:t xml:space="preserve"> </w:t>
       </w:r>
       <w:r>
-        <w:t xml:space="preserve">manutenção ______________ administração ______________ síndico ______________</w:t>
+        <w:t xml:space="preserve">manutenção ………………… administração ………………… síndico …………………</w:t>
       </w:r>
     </w:p>
     <w:p>
